--- a/public/cv/Ahmed_Aziz_Mhiri_CV_Francais.docx
+++ b/public/cv/Ahmed_Aziz_Mhiri_CV_Francais.docx
@@ -8,93 +8,132 @@
         <w:jc w:val="center"/>
         <w:tblLayout w:type="fixed"/>
         <w:tblLook w:firstColumn="1" w:firstRow="1" w:lastColumn="0" w:lastRow="0" w:noHBand="0" w:noVBand="1" w:val="04A0"/>
+        <w:tblBorders>
+          <w:top w:val="nil" w:sz="0" w:color="FFFFFF"/>
+          <w:start w:val="nil" w:sz="0" w:color="FFFFFF"/>
+          <w:bottom w:val="nil" w:sz="0" w:color="FFFFFF"/>
+          <w:end w:val="nil" w:sz="0" w:color="FFFFFF"/>
+          <w:insideH w:val="nil" w:sz="0" w:color="FFFFFF"/>
+          <w:insideV w:val="nil" w:sz="0" w:color="FFFFFF"/>
+        </w:tblBorders>
       </w:tblPr>
       <w:tblGrid>
-        <w:gridCol w:w="10742"/>
+        <w:gridCol w:w="10375"/>
       </w:tblGrid>
       <w:tr>
+        <w:trPr>
+          <w:tblHeader w:val="true"/>
+        </w:trPr>
         <w:tc>
           <w:tcPr>
-            <w:tcW w:type="dxa" w:w="10742"/>
-            <w:shd w:fill="10263F" w:val="clear"/>
+            <w:tcW w:type="dxa" w:w="10375"/>
+            <w:vAlign w:val="center"/>
+            <w:shd w:fill="0D2742" w:val="clear"/>
             <w:tcMar>
               <w:top w:w="150" w:type="dxa"/>
-              <w:start w:w="170" w:type="dxa"/>
-              <w:bottom w:w="130" w:type="dxa"/>
-              <w:end w:w="160" w:type="dxa"/>
+              <w:start w:w="180" w:type="dxa"/>
+              <w:bottom w:w="140" w:type="dxa"/>
+              <w:end w:w="180" w:type="dxa"/>
             </w:tcMar>
-            <w:vAlign w:val="center"/>
           </w:tcPr>
           <w:p>
             <w:pPr>
-              <w:spacing w:before="0" w:after="0" w:line="240" w:lineRule="auto"/>
+              <w:pStyle w:val="Title"/>
+              <w:spacing w:after="20"/>
+              <w:jc w:val="left"/>
             </w:pPr>
             <w:r>
-              <w:rPr>
-                <w:rFonts w:ascii="Georgia" w:hAnsi="Georgia" w:eastAsia="Georgia" w:cs="Georgia"/>
-                <w:b/>
-                <w:color w:val="FFFFFF"/>
-                <w:sz w:val="37"/>
-              </w:rPr>
               <w:t>AHMED AZIZ MHIRI</w:t>
             </w:r>
           </w:p>
           <w:p>
             <w:pPr>
-              <w:spacing w:before="40" w:after="0" w:line="240" w:lineRule="auto"/>
+              <w:pStyle w:val="Subtitle"/>
+              <w:spacing w:after="0"/>
+              <w:jc w:val="left"/>
             </w:pPr>
             <w:r>
-              <w:rPr>
-                <w:rFonts w:ascii="Georgia" w:hAnsi="Georgia" w:eastAsia="Georgia" w:cs="Georgia"/>
-                <w:b/>
-                <w:caps/>
-                <w:color w:val="FFFFFF"/>
-                <w:sz w:val="21"/>
-              </w:rPr>
-              <w:t>ANALYTIQUE MARKETING &amp; ANALYSE COMMERCIALE</w:t>
+              <w:t>MARKETING PILOTÉ PAR LA DONNÉE &amp; ANALYSE COMMERCIALE</w:t>
             </w:r>
           </w:p>
           <w:p>
             <w:pPr>
-              <w:spacing w:before="20" w:after="0" w:line="240" w:lineRule="auto"/>
+              <w:spacing w:after="40"/>
+              <w:jc w:val="left"/>
             </w:pPr>
             <w:r>
               <w:rPr>
-                <w:rFonts w:ascii="Georgia" w:hAnsi="Georgia" w:eastAsia="Georgia" w:cs="Georgia"/>
-                <w:color w:val="D0D6DE"/>
+                <w:rFonts w:ascii="Arial" w:hAnsi="Arial"/>
+                <w:color w:val="C9D7E5"/>
                 <w:sz w:val="19"/>
               </w:rPr>
-              <w:t>Business Intelligence | Automatisation des processus | Croissance digitale</w:t>
+              <w:t>Business Intelligence | CRM &amp; automatisation marketing | Automatisation des processus</w:t>
             </w:r>
           </w:p>
           <w:p>
             <w:pPr>
-              <w:spacing w:before="160" w:after="0" w:line="240" w:lineRule="auto"/>
+              <w:spacing w:after="0"/>
+              <w:jc w:val="left"/>
             </w:pPr>
             <w:r>
               <w:rPr>
-                <w:rFonts w:ascii="Georgia" w:hAnsi="Georgia" w:eastAsia="Georgia" w:cs="Georgia"/>
-                <w:color w:val="F0C77D"/>
-                <w:sz w:val="18"/>
+                <w:rFonts w:ascii="Arial" w:hAnsi="Arial"/>
+                <w:color w:val="FFFFFF"/>
+                <w:sz w:val="17"/>
               </w:rPr>
-              <w:t xml:space="preserve">Sousse, Tunisia  |  </w:t>
+              <w:t>Sousse, Tunisie</w:t>
             </w:r>
             <w:r>
               <w:rPr>
-                <w:rFonts w:ascii="Georgia" w:hAnsi="Georgia" w:eastAsia="Georgia" w:cs="Georgia"/>
-                <w:b/>
-                <w:color w:val="F0C77D"/>
-                <w:sz w:val="18"/>
+                <w:rFonts w:ascii="Arial" w:hAnsi="Arial"/>
+                <w:color w:val="C9D7E5"/>
+                <w:sz w:val="17"/>
               </w:rPr>
-              <w:t>mhiriaziz13@gmail.com</w:t>
+              <w:t xml:space="preserve">  |  </w:t>
             </w:r>
+            <w:hyperlink r:id="rId9">
+              <w:r>
+                <w:rPr>
+                  <w:color w:val="FFFFFF"/>
+                  <w:u w:val="none"/>
+                  <w:sz w:val="17"/>
+                  <w:szCs w:val="17"/>
+                </w:rPr>
+                <w:t>mhiriaziz13@gmail.com</w:t>
+              </w:r>
+            </w:hyperlink>
             <w:r>
               <w:rPr>
-                <w:rFonts w:ascii="Georgia" w:hAnsi="Georgia" w:eastAsia="Georgia" w:cs="Georgia"/>
-                <w:color w:val="F0C77D"/>
-                <w:sz w:val="18"/>
+                <w:rFonts w:ascii="Arial" w:hAnsi="Arial"/>
+                <w:color w:val="C9D7E5"/>
+                <w:sz w:val="17"/>
               </w:rPr>
-              <w:t xml:space="preserve">  |  linkedin.com/in/ahmed-aziz-mhiri</w:t>
+              <w:t xml:space="preserve">  |  </w:t>
+            </w:r>
+            <w:hyperlink r:id="rId10">
+              <w:r>
+                <w:rPr>
+                  <w:color w:val="FFFFFF"/>
+                  <w:u w:val="none"/>
+                  <w:sz w:val="17"/>
+                  <w:szCs w:val="17"/>
+                </w:rPr>
+                <w:t>linkedin.com/in/ahmed-aziz-mhiri</w:t>
+              </w:r>
+            </w:hyperlink>
+          </w:p>
+          <w:p>
+            <w:pPr>
+              <w:spacing w:before="20" w:after="0"/>
+              <w:jc w:val="left"/>
+            </w:pPr>
+            <w:r>
+              <w:rPr>
+                <w:rFonts w:ascii="Arial" w:hAnsi="Arial"/>
+                <w:color w:val="C9D7E5"/>
+                <w:sz w:val="17"/>
+              </w:rPr>
+              <w:t>Missions freelance dès maintenant | Temps plein international dès octobre 2027</w:t>
             </w:r>
           </w:p>
         </w:tc>
@@ -102,212 +141,160 @@
     </w:tbl>
     <w:p>
       <w:pPr>
-        <w:spacing w:before="0" w:after="0" w:line="240" w:lineRule="auto"/>
+        <w:spacing w:after="0" w:line="36" w:lineRule="auto"/>
       </w:pPr>
     </w:p>
     <w:p>
       <w:pPr>
+        <w:pStyle w:val="Heading1"/>
         <w:keepNext/>
-        <w:spacing w:before="120" w:after="80" w:line="240" w:lineRule="auto"/>
+        <w:spacing w:before="120" w:after="60"/>
         <w:pBdr>
-          <w:bottom w:val="single" w:sz="7" w:space="4" w:color="E29A3A"/>
+          <w:bottom w:val="single" w:sz="8" w:space="2" w:color="D9822B"/>
         </w:pBdr>
       </w:pPr>
       <w:r>
-        <w:rPr>
-          <w:rFonts w:ascii="Georgia" w:hAnsi="Georgia" w:eastAsia="Georgia" w:cs="Georgia"/>
-          <w:b/>
-          <w:caps/>
-          <w:color w:val="1C3654"/>
-          <w:sz w:val="22"/>
-        </w:rPr>
-        <w:t>PROFIL</w:t>
+        <w:t>PROFIL PROFESSIONNEL</w:t>
       </w:r>
     </w:p>
     <w:p>
       <w:pPr>
-        <w:spacing w:before="0" w:after="0" w:line="240" w:lineRule="auto"/>
+        <w:spacing w:after="40" w:line="245" w:lineRule="auto"/>
       </w:pPr>
       <w:r>
         <w:rPr>
-          <w:rFonts w:ascii="Georgia" w:hAnsi="Georgia" w:eastAsia="Georgia" w:cs="Georgia"/>
+          <w:rFonts w:ascii="Arial" w:hAnsi="Arial"/>
+          <w:b w:val="0"/>
           <w:i w:val="0"/>
-          <w:color w:val="45627D"/>
           <w:sz w:val="18"/>
         </w:rPr>
-        <w:t>Etudiant en Master Big Data Analytics &amp; E-Commerce, titulaire d'une Licence en Business Intelligence. Profil situe a l'intersection de la data, du marketing digital, de l'analyse commerciale et de l'automatisation des processus. Je souhaite transformer des donnees operationnelles, clients et marketing en decisions plus claires, parcours plus fluides et performance mesurable. Mobilite Europe a partir de l'ete 2027.</w:t>
+        <w:t>Étudiant en Master Big Data Analytics &amp; E-Commerce, titulaire d’une Licence en Business Intelligence, avec une expérience pratique dans le tourisme, l’hôtellerie, les services numériques, l’analyse marketing et l’automatisation des processus. Je transforme les données clients, commerciales et opérationnelles en décisions plus claires, en workflows fiables et en résultats mesurables. Disponible dès maintenant pour des missions freelance sélectionnées et à partir d’octobre 2027 pour des opportunités internationales à temps plein.</w:t>
+      </w:r>
+    </w:p>
+    <w:p>
+      <w:pPr>
+        <w:pStyle w:val="Heading1"/>
+        <w:keepNext/>
+        <w:spacing w:before="120" w:after="60"/>
+        <w:pBdr>
+          <w:bottom w:val="single" w:sz="8" w:space="2" w:color="D9822B"/>
+        </w:pBdr>
+      </w:pPr>
+      <w:r>
+        <w:t>COMPÉTENCES CLÉS</w:t>
+      </w:r>
+    </w:p>
+    <w:p>
+      <w:pPr>
+        <w:spacing w:after="24"/>
+        <w:ind w:left="0"/>
+      </w:pPr>
+      <w:r>
+        <w:rPr>
+          <w:rFonts w:ascii="Arial" w:hAnsi="Arial"/>
+          <w:b/>
+          <w:color w:val="0D2742"/>
+          <w:sz w:val="18"/>
+        </w:rPr>
+        <w:t xml:space="preserve">Marketing et analyse commerciale: </w:t>
+      </w:r>
+      <w:r>
+        <w:rPr>
+          <w:rFonts w:ascii="Arial" w:hAnsi="Arial"/>
+          <w:sz w:val="18"/>
+        </w:rPr>
+        <w:t>Marketing piloté par la donnée, Analyse marketing, Analyse commerciale, Connaissance client, Cartographie du parcours client, Reporting des KPI, CRM et automatisation marketing</w:t>
+      </w:r>
+    </w:p>
+    <w:p>
+      <w:pPr>
+        <w:spacing w:after="24"/>
+        <w:ind w:left="0"/>
+      </w:pPr>
+      <w:r>
+        <w:rPr>
+          <w:rFonts w:ascii="Arial" w:hAnsi="Arial"/>
+          <w:b/>
+          <w:color w:val="0D2742"/>
+          <w:sz w:val="18"/>
+        </w:rPr>
+        <w:t xml:space="preserve">Business Intelligence et data: </w:t>
+      </w:r>
+      <w:r>
+        <w:rPr>
+          <w:rFonts w:ascii="Arial" w:hAnsi="Arial"/>
+          <w:sz w:val="18"/>
+        </w:rPr>
+        <w:t>Business Intelligence, Analyse de données, Visualisation de données, Microsoft Excel, Reporting financier, Analyse des écarts, Reporting de gestion</w:t>
+      </w:r>
+    </w:p>
+    <w:p>
+      <w:pPr>
+        <w:spacing w:after="24"/>
+        <w:ind w:left="0"/>
+      </w:pPr>
+      <w:r>
+        <w:rPr>
+          <w:rFonts w:ascii="Arial" w:hAnsi="Arial"/>
+          <w:b/>
+          <w:color w:val="0D2742"/>
+          <w:sz w:val="18"/>
+        </w:rPr>
+        <w:t xml:space="preserve">Automatisation et systèmes métier: </w:t>
+      </w:r>
+      <w:r>
+        <w:rPr>
+          <w:rFonts w:ascii="Arial" w:hAnsi="Arial"/>
+          <w:sz w:val="18"/>
+        </w:rPr>
+        <w:t>UiPath, Cartographie des processus, Modélisation des règles métier, JSON, Python, Reporting HTML, Validation des données, Gestion des exceptions</w:t>
+      </w:r>
+    </w:p>
+    <w:p>
+      <w:pPr>
+        <w:spacing w:after="24"/>
+        <w:ind w:left="0"/>
+      </w:pPr>
+      <w:r>
+        <w:rPr>
+          <w:rFonts w:ascii="Arial" w:hAnsi="Arial"/>
+          <w:b/>
+          <w:color w:val="0D2742"/>
+          <w:sz w:val="18"/>
+        </w:rPr>
+        <w:t xml:space="preserve">Fondations techniques complémentaires: </w:t>
+      </w:r>
+      <w:r>
+        <w:rPr>
+          <w:rFonts w:ascii="Arial" w:hAnsi="Arial"/>
+          <w:sz w:val="18"/>
+        </w:rPr>
+        <w:t>API REST, Firebase, Angular, Spring Boot, RAG, Docker, Kafka</w:t>
+      </w:r>
+    </w:p>
+    <w:p>
+      <w:pPr>
+        <w:pStyle w:val="Heading1"/>
+        <w:keepNext/>
+        <w:spacing w:before="120" w:after="60"/>
+        <w:pBdr>
+          <w:bottom w:val="single" w:sz="8" w:space="2" w:color="D9822B"/>
+        </w:pBdr>
+      </w:pPr>
+      <w:r>
+        <w:t>EXPÉRIENCES PROFESSIONNELLES</w:t>
       </w:r>
     </w:p>
     <w:p>
       <w:pPr>
         <w:keepNext/>
-        <w:spacing w:before="120" w:after="60" w:line="240" w:lineRule="auto"/>
-        <w:pBdr>
-          <w:bottom w:val="single" w:sz="7" w:space="4" w:color="E29A3A"/>
-        </w:pBdr>
+        <w:spacing w:before="60" w:after="0"/>
       </w:pPr>
       <w:r>
         <w:rPr>
-          <w:rFonts w:ascii="Georgia" w:hAnsi="Georgia" w:eastAsia="Georgia" w:cs="Georgia"/>
+          <w:rFonts w:ascii="Arial" w:hAnsi="Arial"/>
           <w:b/>
-          <w:caps/>
-          <w:color w:val="1C3654"/>
-          <w:sz w:val="22"/>
-        </w:rPr>
-        <w:t>COMPETENCES</w:t>
-      </w:r>
-    </w:p>
-    <w:tbl>
-      <w:tblPr>
-        <w:tblW w:type="auto" w:w="0"/>
-        <w:jc w:val="center"/>
-        <w:tblLayout w:type="fixed"/>
-        <w:tblLook w:firstColumn="1" w:firstRow="1" w:lastColumn="0" w:lastRow="0" w:noHBand="0" w:noVBand="1" w:val="04A0"/>
-        <w:tblBorders>
-          <w:top w:val="nil"/>
-          <w:left w:val="nil"/>
-          <w:bottom w:val="nil"/>
-          <w:right w:val="nil"/>
-          <w:insideH w:val="nil"/>
-          <w:insideV w:val="nil"/>
-        </w:tblBorders>
-      </w:tblPr>
-      <w:tblGrid>
-        <w:gridCol w:w="5371"/>
-        <w:gridCol w:w="5371"/>
-      </w:tblGrid>
-      <w:tr>
-        <w:tc>
-          <w:tcPr>
-            <w:tcW w:type="dxa" w:w="5371"/>
-            <w:shd w:fill="E8F0F7" w:val="clear"/>
-            <w:tcMar>
-              <w:top w:w="80" w:type="dxa"/>
-              <w:start w:w="100" w:type="dxa"/>
-              <w:bottom w:w="80" w:type="dxa"/>
-              <w:end w:w="100" w:type="dxa"/>
-            </w:tcMar>
-          </w:tcPr>
-          <w:p>
-            <w:pPr>
-              <w:spacing w:before="0" w:after="0" w:line="240" w:lineRule="auto"/>
-            </w:pPr>
-            <w:r>
-              <w:rPr>
-                <w:rFonts w:ascii="Georgia" w:hAnsi="Georgia" w:eastAsia="Georgia" w:cs="Georgia"/>
-                <w:b/>
-                <w:color w:val="1C3654"/>
-                <w:sz w:val="18"/>
-              </w:rPr>
-              <w:t>Data et Business Intelligence</w:t>
-            </w:r>
-          </w:p>
-          <w:p>
-            <w:pPr>
-              <w:spacing w:before="20" w:after="0" w:line="240" w:lineRule="auto"/>
-            </w:pPr>
-            <w:r>
-              <w:rPr>
-                <w:rFonts w:ascii="Georgia" w:hAnsi="Georgia" w:eastAsia="Georgia" w:cs="Georgia"/>
-                <w:color w:val="45627D"/>
-                <w:sz w:val="17"/>
-              </w:rPr>
-              <w:t>Analyse de donnees, Analytique Marketing, Analyse Commerciale, Business Intelligence, Analyse de KPI, Visualisation de donnees, Reporting financier, Excel</w:t>
-            </w:r>
-          </w:p>
-        </w:tc>
-        <w:tc>
-          <w:tcPr>
-            <w:tcW w:type="dxa" w:w="5371"/>
-            <w:shd w:fill="E8F0F7" w:val="clear"/>
-            <w:tcMar>
-              <w:top w:w="80" w:type="dxa"/>
-              <w:start w:w="100" w:type="dxa"/>
-              <w:bottom w:w="80" w:type="dxa"/>
-              <w:end w:w="100" w:type="dxa"/>
-            </w:tcMar>
-          </w:tcPr>
-          <w:p>
-            <w:pPr>
-              <w:spacing w:before="0" w:after="0" w:line="240" w:lineRule="auto"/>
-            </w:pPr>
-            <w:r>
-              <w:rPr>
-                <w:rFonts w:ascii="Georgia" w:hAnsi="Georgia" w:eastAsia="Georgia" w:cs="Georgia"/>
-                <w:b/>
-                <w:color w:val="1C3654"/>
-                <w:sz w:val="18"/>
-              </w:rPr>
-              <w:t>Marketing digital et croissance client</w:t>
-            </w:r>
-          </w:p>
-          <w:p>
-            <w:pPr>
-              <w:spacing w:before="20" w:after="0" w:line="240" w:lineRule="auto"/>
-            </w:pPr>
-            <w:r>
-              <w:rPr>
-                <w:rFonts w:ascii="Georgia" w:hAnsi="Georgia" w:eastAsia="Georgia" w:cs="Georgia"/>
-                <w:color w:val="45627D"/>
-                <w:sz w:val="17"/>
-              </w:rPr>
-              <w:t>Marketing digital, Insight client, Parcours client, SEO local, Email marketing, Paid Social, Strategie social media, E-commerce</w:t>
-            </w:r>
-          </w:p>
-        </w:tc>
-      </w:tr>
-    </w:tbl>
-    <w:p>
-      <w:pPr>
-        <w:spacing w:before="60" w:after="0" w:line="240" w:lineRule="auto"/>
-      </w:pPr>
-      <w:r>
-        <w:rPr>
-          <w:rFonts w:ascii="Georgia" w:hAnsi="Georgia" w:eastAsia="Georgia" w:cs="Georgia"/>
-          <w:b/>
-          <w:color w:val="1C3654"/>
-          <w:sz w:val="17"/>
-        </w:rPr>
-        <w:t xml:space="preserve">Automatisation et technologie: </w:t>
-      </w:r>
-      <w:r>
-        <w:rPr>
-          <w:rFonts w:ascii="Georgia" w:hAnsi="Georgia" w:eastAsia="Georgia" w:cs="Georgia"/>
-          <w:color w:val="45627D"/>
-          <w:sz w:val="17"/>
-        </w:rPr>
-        <w:t>UiPath, Automatisation des processus, Automatisation de regles metier, JSON, Reporting HTML, Angular, Spring Boot, API REST, RAG</w:t>
-      </w:r>
-    </w:p>
-    <w:p>
-      <w:pPr>
-        <w:keepNext/>
-        <w:spacing w:before="160" w:after="60" w:line="240" w:lineRule="auto"/>
-        <w:pBdr>
-          <w:bottom w:val="single" w:sz="7" w:space="4" w:color="E29A3A"/>
-        </w:pBdr>
-      </w:pPr>
-      <w:r>
-        <w:rPr>
-          <w:rFonts w:ascii="Georgia" w:hAnsi="Georgia" w:eastAsia="Georgia" w:cs="Georgia"/>
-          <w:b/>
-          <w:caps/>
-          <w:color w:val="1C3654"/>
-          <w:sz w:val="22"/>
-        </w:rPr>
-        <w:t>EXPERIENCES PROFESSIONNELLES</w:t>
-      </w:r>
-    </w:p>
-    <w:p>
-      <w:pPr>
-        <w:keepNext/>
-        <w:spacing w:before="60" w:after="0" w:line="240" w:lineRule="auto"/>
-      </w:pPr>
-      <w:r>
-        <w:rPr>
-          <w:rFonts w:ascii="Georgia" w:hAnsi="Georgia" w:eastAsia="Georgia" w:cs="Georgia"/>
-          <w:b/>
-          <w:color w:val="1C3654"/>
+          <w:color w:val="0D2742"/>
           <w:sz w:val="19"/>
         </w:rPr>
         <w:t>Sunshine Vacances France</w:t>
@@ -316,110 +303,87 @@
     <w:p>
       <w:pPr>
         <w:keepNext/>
-        <w:spacing w:before="0" w:after="0" w:line="240" w:lineRule="auto"/>
+        <w:spacing w:after="0"/>
       </w:pPr>
       <w:r>
         <w:rPr>
-          <w:rFonts w:ascii="Georgia" w:hAnsi="Georgia" w:eastAsia="Georgia" w:cs="Georgia"/>
+          <w:rFonts w:ascii="Arial" w:hAnsi="Arial"/>
           <w:b/>
-          <w:color w:val="1E1E1E"/>
           <w:sz w:val="18"/>
         </w:rPr>
-        <w:t>Responsable des services informatiques | Automatisation des processus et systemes metier</w:t>
+        <w:t>Responsable des services IT | Automatisation des processus &amp; Systèmes métier</w:t>
       </w:r>
       <w:r>
         <w:rPr>
-          <w:rFonts w:ascii="Georgia" w:hAnsi="Georgia" w:eastAsia="Georgia" w:cs="Georgia"/>
-          <w:color w:val="7A8793"/>
-          <w:sz w:val="18"/>
+          <w:rFonts w:ascii="Arial" w:hAnsi="Arial"/>
+          <w:color w:val="4D6275"/>
+          <w:sz w:val="17"/>
         </w:rPr>
-        <w:t xml:space="preserve">  |  </w:t>
-      </w:r>
-      <w:r>
-        <w:rPr>
-          <w:rFonts w:ascii="Georgia" w:hAnsi="Georgia" w:eastAsia="Georgia" w:cs="Georgia"/>
-          <w:color w:val="657A8F"/>
-          <w:sz w:val="18"/>
-        </w:rPr>
-        <w:t>Juil. 2025 - Aujourd'hui | Sousse, Tunisie</w:t>
+        <w:t xml:space="preserve">  |  Juil. 2025 - Aujourd’hui  |  Sousse, Tunisie</w:t>
       </w:r>
     </w:p>
     <w:p>
       <w:pPr>
-        <w:spacing w:before="0" w:after="0" w:line="240" w:lineRule="auto"/>
-        <w:ind w:left="245" w:hanging="187"/>
+        <w:spacing w:after="12" w:line="240" w:lineRule="auto"/>
+        <w:ind w:left="255" w:hanging="159"/>
       </w:pPr>
       <w:r>
         <w:rPr>
-          <w:rFonts w:ascii="Georgia" w:hAnsi="Georgia" w:eastAsia="Georgia" w:cs="Georgia"/>
-          <w:color w:val="1E1E1E"/>
-          <w:sz w:val="18"/>
+          <w:rFonts w:ascii="Arial" w:hAnsi="Arial"/>
+          <w:sz w:val="17"/>
         </w:rPr>
-        <w:t xml:space="preserve">• </w:t>
-      </w:r>
-      <w:r>
-        <w:rPr>
-          <w:rFonts w:ascii="Georgia" w:hAnsi="Georgia" w:eastAsia="Georgia" w:cs="Georgia"/>
-          <w:color w:val="1E1E1E"/>
-          <w:sz w:val="18"/>
-        </w:rPr>
-        <w:t>Pilotage d'initiatives d'amelioration des processus dans le tourisme, avec un axe fort sur l'automatisation, la fiabilite des donnees et la tracabilite.</w:t>
+        <w:t>• Seul contributeur en charge des systèmes IT, de la réalisation des projets techniques et de l’automatisation des processus au siège de Sunshine Holiday Group.</w:t>
       </w:r>
     </w:p>
     <w:p>
       <w:pPr>
-        <w:spacing w:before="0" w:after="0" w:line="240" w:lineRule="auto"/>
-        <w:ind w:left="245" w:hanging="187"/>
+        <w:spacing w:after="12" w:line="240" w:lineRule="auto"/>
+        <w:ind w:left="255" w:hanging="159"/>
       </w:pPr>
       <w:r>
         <w:rPr>
-          <w:rFonts w:ascii="Georgia" w:hAnsi="Georgia" w:eastAsia="Georgia" w:cs="Georgia"/>
-          <w:color w:val="1E1E1E"/>
-          <w:sz w:val="18"/>
+          <w:rFonts w:ascii="Arial" w:hAnsi="Arial"/>
+          <w:sz w:val="17"/>
         </w:rPr>
-        <w:t xml:space="preserve">• </w:t>
-      </w:r>
-      <w:r>
-        <w:rPr>
-          <w:rFonts w:ascii="Georgia" w:hAnsi="Georgia" w:eastAsia="Georgia" w:cs="Georgia"/>
-          <w:color w:val="1E1E1E"/>
-          <w:sz w:val="18"/>
-        </w:rPr>
-        <w:t>Conception et evolution d'un workflow UiPath pour le controle et le rapprochement de factures, vouchers, reservations et donnees de sejour.</w:t>
+        <w:t>• Conception et exploitation d’un workflow UiPath de bout en bout pour le contrôle des factures, le rapprochement des réservations et la validation des règles commerciales pour 40 hôtels et quatre agences de voyages.</w:t>
       </w:r>
     </w:p>
     <w:p>
       <w:pPr>
-        <w:spacing w:before="0" w:after="0" w:line="240" w:lineRule="auto"/>
-        <w:ind w:left="245" w:hanging="187"/>
+        <w:spacing w:after="12" w:line="240" w:lineRule="auto"/>
+        <w:ind w:left="255" w:hanging="159"/>
       </w:pPr>
       <w:r>
         <w:rPr>
-          <w:rFonts w:ascii="Georgia" w:hAnsi="Georgia" w:eastAsia="Georgia" w:cs="Georgia"/>
-          <w:color w:val="1E1E1E"/>
-          <w:sz w:val="18"/>
+          <w:rFonts w:ascii="Arial" w:hAnsi="Arial"/>
+          <w:sz w:val="17"/>
         </w:rPr>
-        <w:t xml:space="preserve">• </w:t>
+        <w:t>• Élargissement du périmètre de contrôle : passage d’un mois pour un hôtel et une agence en quatre jours ouvrés à une saison complète couvrant l’ensemble des hôtels et agences pris en charge en environ sept jours.</w:t>
       </w:r>
+    </w:p>
+    <w:p>
+      <w:pPr>
+        <w:spacing w:after="12" w:line="240" w:lineRule="auto"/>
+        <w:ind w:left="255" w:hanging="159"/>
+      </w:pPr>
       <w:r>
         <w:rPr>
-          <w:rFonts w:ascii="Georgia" w:hAnsi="Georgia" w:eastAsia="Georgia" w:cs="Georgia"/>
-          <w:color w:val="1E1E1E"/>
-          <w:sz w:val="18"/>
+          <w:rFonts w:ascii="Arial" w:hAnsi="Arial"/>
+          <w:sz w:val="17"/>
         </w:rPr>
-        <w:t>Automatisation de regles commerciales - tarifs, pensions, reductions, supplements et offres speciales - et generation de sorties JSON et rapports HTML pour le controle et l'audit.</w:t>
+        <w:t>• Structuration des règles commerciales, remontée des cas incertains pour validation humaine et production de rapports de contrôle et d’exception validés.</w:t>
       </w:r>
     </w:p>
     <w:p>
       <w:pPr>
         <w:keepNext/>
-        <w:spacing w:before="60" w:after="0" w:line="240" w:lineRule="auto"/>
+        <w:spacing w:before="60" w:after="0"/>
       </w:pPr>
       <w:r>
         <w:rPr>
-          <w:rFonts w:ascii="Georgia" w:hAnsi="Georgia" w:eastAsia="Georgia" w:cs="Georgia"/>
+          <w:rFonts w:ascii="Arial" w:hAnsi="Arial"/>
           <w:b/>
-          <w:color w:val="1C3654"/>
+          <w:color w:val="0D2742"/>
           <w:sz w:val="19"/>
         </w:rPr>
         <w:t>Maison Salina</w:t>
@@ -428,256 +392,112 @@
     <w:p>
       <w:pPr>
         <w:keepNext/>
-        <w:spacing w:before="0" w:after="0" w:line="240" w:lineRule="auto"/>
+        <w:spacing w:after="0"/>
       </w:pPr>
       <w:r>
         <w:rPr>
-          <w:rFonts w:ascii="Georgia" w:hAnsi="Georgia" w:eastAsia="Georgia" w:cs="Georgia"/>
+          <w:rFonts w:ascii="Arial" w:hAnsi="Arial"/>
           <w:b/>
-          <w:color w:val="1E1E1E"/>
           <w:sz w:val="18"/>
         </w:rPr>
         <w:t>Responsable commercial et marketing digital</w:t>
       </w:r>
       <w:r>
         <w:rPr>
-          <w:rFonts w:ascii="Georgia" w:hAnsi="Georgia" w:eastAsia="Georgia" w:cs="Georgia"/>
-          <w:color w:val="7A8793"/>
-          <w:sz w:val="18"/>
+          <w:rFonts w:ascii="Arial" w:hAnsi="Arial"/>
+          <w:color w:val="4D6275"/>
+          <w:sz w:val="17"/>
         </w:rPr>
-        <w:t xml:space="preserve">  |  </w:t>
-      </w:r>
-      <w:r>
-        <w:rPr>
-          <w:rFonts w:ascii="Georgia" w:hAnsi="Georgia" w:eastAsia="Georgia" w:cs="Georgia"/>
-          <w:color w:val="657A8F"/>
-          <w:sz w:val="18"/>
-        </w:rPr>
-        <w:t>Avr. 2025 - Sept. 2025 | Sousse, Tunisie</w:t>
+        <w:t xml:space="preserve">  |  Avr. 2025 - Sept. 2025  |  Sousse, Tunisie</w:t>
       </w:r>
     </w:p>
     <w:p>
       <w:pPr>
-        <w:spacing w:before="0" w:after="0" w:line="240" w:lineRule="auto"/>
-        <w:ind w:left="245" w:hanging="187"/>
+        <w:spacing w:after="12" w:line="240" w:lineRule="auto"/>
+        <w:ind w:left="255" w:hanging="159"/>
       </w:pPr>
       <w:r>
         <w:rPr>
-          <w:rFonts w:ascii="Georgia" w:hAnsi="Georgia" w:eastAsia="Georgia" w:cs="Georgia"/>
-          <w:color w:val="1E1E1E"/>
-          <w:sz w:val="18"/>
+          <w:rFonts w:ascii="Arial" w:hAnsi="Arial"/>
+          <w:sz w:val="17"/>
         </w:rPr>
-        <w:t xml:space="preserve">• </w:t>
-      </w:r>
-      <w:r>
-        <w:rPr>
-          <w:rFonts w:ascii="Georgia" w:hAnsi="Georgia" w:eastAsia="Georgia" w:cs="Georgia"/>
-          <w:color w:val="1E1E1E"/>
-          <w:sz w:val="18"/>
-        </w:rPr>
-        <w:t>Pilotage d'initiatives commerciales et digitales pour renforcer la visibilite, l'engagement client et le developpement de l'entreprise.</w:t>
+        <w:t>• Contribution à la planification commerciale, à la coordination du marketing digital, à la prospection de partenaires et aux initiatives de visibilité en ligne.</w:t>
       </w:r>
     </w:p>
     <w:p>
       <w:pPr>
-        <w:spacing w:before="0" w:after="0" w:line="240" w:lineRule="auto"/>
-        <w:ind w:left="245" w:hanging="187"/>
+        <w:spacing w:after="12" w:line="240" w:lineRule="auto"/>
+        <w:ind w:left="255" w:hanging="159"/>
       </w:pPr>
       <w:r>
         <w:rPr>
-          <w:rFonts w:ascii="Georgia" w:hAnsi="Georgia" w:eastAsia="Georgia" w:cs="Georgia"/>
-          <w:color w:val="1E1E1E"/>
-          <w:sz w:val="18"/>
+          <w:rFonts w:ascii="Arial" w:hAnsi="Arial"/>
+          <w:sz w:val="17"/>
         </w:rPr>
-        <w:t xml:space="preserve">• </w:t>
-      </w:r>
-      <w:r>
-        <w:rPr>
-          <w:rFonts w:ascii="Georgia" w:hAnsi="Georgia" w:eastAsia="Georgia" w:cs="Georgia"/>
-          <w:color w:val="1E1E1E"/>
-          <w:sz w:val="18"/>
-        </w:rPr>
-        <w:t>Mise en oeuvre d'actions de marketing digital, structuration de la presence en ligne et accompagnement de partenariats strategiques.</w:t>
+        <w:t>• Suivi des retours qualitatifs liés aux campagnes et aux activités commerciales afin d’adapter la communication et de soutenir le développement commercial.</w:t>
       </w:r>
     </w:p>
     <w:p>
       <w:pPr>
         <w:keepNext/>
-        <w:spacing w:before="60" w:after="0" w:line="240" w:lineRule="auto"/>
+        <w:spacing w:before="60" w:after="0"/>
       </w:pPr>
       <w:r>
         <w:rPr>
-          <w:rFonts w:ascii="Georgia" w:hAnsi="Georgia" w:eastAsia="Georgia" w:cs="Georgia"/>
+          <w:rFonts w:ascii="Arial" w:hAnsi="Arial"/>
           <w:b/>
-          <w:color w:val="1C3654"/>
+          <w:color w:val="0D2742"/>
           <w:sz w:val="19"/>
         </w:rPr>
-        <w:t>Client confidentiel - Salon de coiffure homme, France</w:t>
+        <w:t>Chic-Chac - Salon de coiffure pour hommes, France</w:t>
       </w:r>
     </w:p>
     <w:p>
       <w:pPr>
         <w:keepNext/>
-        <w:spacing w:before="0" w:after="0" w:line="240" w:lineRule="auto"/>
+        <w:spacing w:after="0"/>
       </w:pPr>
       <w:r>
         <w:rPr>
-          <w:rFonts w:ascii="Georgia" w:hAnsi="Georgia" w:eastAsia="Georgia" w:cs="Georgia"/>
+          <w:rFonts w:ascii="Arial" w:hAnsi="Arial"/>
           <w:b/>
-          <w:color w:val="1E1E1E"/>
           <w:sz w:val="18"/>
         </w:rPr>
-        <w:t>Consultant marketing digital et automatisation</w:t>
+        <w:t>Consultant freelance en transformation digitale &amp; Marketing piloté par la donnée</w:t>
       </w:r>
       <w:r>
         <w:rPr>
-          <w:rFonts w:ascii="Georgia" w:hAnsi="Georgia" w:eastAsia="Georgia" w:cs="Georgia"/>
-          <w:color w:val="7A8793"/>
-          <w:sz w:val="18"/>
+          <w:rFonts w:ascii="Arial" w:hAnsi="Arial"/>
+          <w:color w:val="4D6275"/>
+          <w:sz w:val="17"/>
         </w:rPr>
-        <w:t xml:space="preserve">  |  </w:t>
-      </w:r>
-      <w:r>
-        <w:rPr>
-          <w:rFonts w:ascii="Georgia" w:hAnsi="Georgia" w:eastAsia="Georgia" w:cs="Georgia"/>
-          <w:color w:val="657A8F"/>
-          <w:sz w:val="18"/>
-        </w:rPr>
-        <w:t>Fev. 2025 - Juil. 2025 | Noisy-le-Grand, France</w:t>
+        <w:t xml:space="preserve">  |  Fév. 2025 - Juil. 2025  |  Noisy-le-Grand, France</w:t>
       </w:r>
     </w:p>
     <w:p>
       <w:pPr>
-        <w:spacing w:before="0" w:after="0" w:line="240" w:lineRule="auto"/>
-        <w:ind w:left="245" w:hanging="187"/>
+        <w:spacing w:after="12" w:line="240" w:lineRule="auto"/>
+        <w:ind w:left="255" w:hanging="159"/>
       </w:pPr>
       <w:r>
         <w:rPr>
-          <w:rFonts w:ascii="Georgia" w:hAnsi="Georgia" w:eastAsia="Georgia" w:cs="Georgia"/>
-          <w:color w:val="1E1E1E"/>
-          <w:sz w:val="18"/>
+          <w:rFonts w:ascii="Arial" w:hAnsi="Arial"/>
+          <w:sz w:val="17"/>
         </w:rPr>
-        <w:t xml:space="preserve">• </w:t>
-      </w:r>
-      <w:r>
-        <w:rPr>
-          <w:rFonts w:ascii="Georgia" w:hAnsi="Georgia" w:eastAsia="Georgia" w:cs="Georgia"/>
-          <w:color w:val="1E1E1E"/>
-          <w:sz w:val="18"/>
-        </w:rPr>
-        <w:t>Conduite d'un projet de transformation digitale centre sur la visibilite en ligne, le parcours de reservation et la communication client.</w:t>
+        <w:t>• Réalisation d’une mission rémunérée comprenant un site de réservation en HTML, CSS, JavaScript et Firebase, ainsi qu’un tableau de bord administratif distinct en Angular et Spring Boot.</w:t>
       </w:r>
     </w:p>
     <w:p>
       <w:pPr>
-        <w:spacing w:before="0" w:after="0" w:line="240" w:lineRule="auto"/>
-        <w:ind w:left="245" w:hanging="187"/>
+        <w:spacing w:after="12" w:line="240" w:lineRule="auto"/>
+        <w:ind w:left="255" w:hanging="159"/>
       </w:pPr>
       <w:r>
         <w:rPr>
-          <w:rFonts w:ascii="Georgia" w:hAnsi="Georgia" w:eastAsia="Georgia" w:cs="Georgia"/>
-          <w:color w:val="1E1E1E"/>
-          <w:sz w:val="18"/>
+          <w:rFonts w:ascii="Arial" w:hAnsi="Arial"/>
+          <w:sz w:val="17"/>
         </w:rPr>
-        <w:t xml:space="preserve">• </w:t>
-      </w:r>
-      <w:r>
-        <w:rPr>
-          <w:rFonts w:ascii="Georgia" w:hAnsi="Georgia" w:eastAsia="Georgia" w:cs="Georgia"/>
-          <w:color w:val="1E1E1E"/>
-          <w:sz w:val="18"/>
-        </w:rPr>
-        <w:t>Creation d'un site avec reservation en ligne et suivi d'activite, amelioration du SEO local, animation de contenus Instagram/TikTok et accompagnement d'un partenariat Planity.</w:t>
-      </w:r>
-    </w:p>
-    <w:p>
-      <w:pPr>
-        <w:keepNext/>
-        <w:spacing w:before="60" w:after="0" w:line="240" w:lineRule="auto"/>
-      </w:pPr>
-      <w:r>
-        <w:rPr>
-          <w:rFonts w:ascii="Georgia" w:hAnsi="Georgia" w:eastAsia="Georgia" w:cs="Georgia"/>
-          <w:b/>
-          <w:color w:val="1C3654"/>
-          <w:sz w:val="19"/>
-        </w:rPr>
-        <w:t>VERMEG for Banking &amp; Insurance Software</w:t>
-      </w:r>
-    </w:p>
-    <w:p>
-      <w:pPr>
-        <w:keepNext/>
-        <w:spacing w:before="0" w:after="0" w:line="240" w:lineRule="auto"/>
-      </w:pPr>
-      <w:r>
-        <w:rPr>
-          <w:rFonts w:ascii="Georgia" w:hAnsi="Georgia" w:eastAsia="Georgia" w:cs="Georgia"/>
-          <w:b/>
-          <w:color w:val="1E1E1E"/>
-          <w:sz w:val="18"/>
-        </w:rPr>
-        <w:t>Stagiaire developpement IA et Full Stack</w:t>
-      </w:r>
-      <w:r>
-        <w:rPr>
-          <w:rFonts w:ascii="Georgia" w:hAnsi="Georgia" w:eastAsia="Georgia" w:cs="Georgia"/>
-          <w:color w:val="7A8793"/>
-          <w:sz w:val="18"/>
-        </w:rPr>
-        <w:t xml:space="preserve">  |  </w:t>
-      </w:r>
-      <w:r>
-        <w:rPr>
-          <w:rFonts w:ascii="Georgia" w:hAnsi="Georgia" w:eastAsia="Georgia" w:cs="Georgia"/>
-          <w:color w:val="657A8F"/>
-          <w:sz w:val="18"/>
-        </w:rPr>
-        <w:t>Fev. 2025 - Mai 2025 | Tunis, Tunisie</w:t>
-      </w:r>
-    </w:p>
-    <w:p>
-      <w:pPr>
-        <w:spacing w:before="0" w:after="0" w:line="240" w:lineRule="auto"/>
-        <w:ind w:left="245" w:hanging="187"/>
-      </w:pPr>
-      <w:r>
-        <w:rPr>
-          <w:rFonts w:ascii="Georgia" w:hAnsi="Georgia" w:eastAsia="Georgia" w:cs="Georgia"/>
-          <w:color w:val="1E1E1E"/>
-          <w:sz w:val="18"/>
-        </w:rPr>
-        <w:t xml:space="preserve">• </w:t>
-      </w:r>
-      <w:r>
-        <w:rPr>
-          <w:rFonts w:ascii="Georgia" w:hAnsi="Georgia" w:eastAsia="Georgia" w:cs="Georgia"/>
-          <w:color w:val="1E1E1E"/>
-          <w:sz w:val="18"/>
-        </w:rPr>
-        <w:t>Contribution au developpement d'une plateforme e-learning securisee, scalable et multilingue avec suivi de progression, dashboards, reservations d'evenements et notifications.</w:t>
-      </w:r>
-    </w:p>
-    <w:p>
-      <w:pPr>
-        <w:spacing w:before="0" w:after="0" w:line="240" w:lineRule="auto"/>
-        <w:ind w:left="245" w:hanging="187"/>
-      </w:pPr>
-      <w:r>
-        <w:rPr>
-          <w:rFonts w:ascii="Georgia" w:hAnsi="Georgia" w:eastAsia="Georgia" w:cs="Georgia"/>
-          <w:color w:val="1E1E1E"/>
-          <w:sz w:val="18"/>
-        </w:rPr>
-        <w:t xml:space="preserve">• </w:t>
-      </w:r>
-      <w:r>
-        <w:rPr>
-          <w:rFonts w:ascii="Georgia" w:hAnsi="Georgia" w:eastAsia="Georgia" w:cs="Georgia"/>
-          <w:color w:val="1E1E1E"/>
-          <w:sz w:val="18"/>
-        </w:rPr>
-        <w:t>Integration d'un assistant LLaMA 3.2 deploye localement via Ollama, avec RAG pour la recherche dans des documents PDF et CSV, et contribution aux aspects microservices, securite et monitoring.</w:t>
+        <w:t>• Génération de plus de 3 000 impressions sur Google Search en 90 jours et d’environ 30 réservations en ligne durant le premier mois.</w:t>
       </w:r>
     </w:p>
     <w:p>
@@ -687,33 +507,90 @@
     </w:p>
     <w:p>
       <w:pPr>
+        <w:pStyle w:val="Heading1"/>
         <w:keepNext/>
-        <w:spacing w:before="0" w:after="60" w:line="240" w:lineRule="auto"/>
+        <w:spacing w:before="120" w:after="60"/>
         <w:pBdr>
-          <w:bottom w:val="single" w:sz="7" w:space="4" w:color="E29A3A"/>
+          <w:bottom w:val="single" w:sz="8" w:space="2" w:color="D9822B"/>
         </w:pBdr>
       </w:pPr>
       <w:r>
-        <w:rPr>
-          <w:rFonts w:ascii="Georgia" w:hAnsi="Georgia" w:eastAsia="Georgia" w:cs="Georgia"/>
-          <w:b/>
-          <w:caps/>
-          <w:color w:val="1C3654"/>
-          <w:sz w:val="22"/>
-        </w:rPr>
-        <w:t>EXPERIENCES COMPLEMENTAIRES</w:t>
+        <w:t>EXPÉRIENCES PROFESSIONNELLES (SUITE)</w:t>
       </w:r>
     </w:p>
     <w:p>
       <w:pPr>
         <w:keepNext/>
-        <w:spacing w:before="60" w:after="0" w:line="240" w:lineRule="auto"/>
+        <w:spacing w:before="60" w:after="0"/>
       </w:pPr>
       <w:r>
         <w:rPr>
-          <w:rFonts w:ascii="Georgia" w:hAnsi="Georgia" w:eastAsia="Georgia" w:cs="Georgia"/>
+          <w:rFonts w:ascii="Arial" w:hAnsi="Arial"/>
           <w:b/>
-          <w:color w:val="1C3654"/>
+          <w:color w:val="0D2742"/>
+          <w:sz w:val="19"/>
+        </w:rPr>
+        <w:t>VERMEG for Banking &amp; Insurance Software</w:t>
+      </w:r>
+    </w:p>
+    <w:p>
+      <w:pPr>
+        <w:keepNext/>
+        <w:spacing w:after="0"/>
+      </w:pPr>
+      <w:r>
+        <w:rPr>
+          <w:rFonts w:ascii="Arial" w:hAnsi="Arial"/>
+          <w:b/>
+          <w:sz w:val="18"/>
+        </w:rPr>
+        <w:t>Stagiaire Développement IA &amp; Full Stack</w:t>
+      </w:r>
+      <w:r>
+        <w:rPr>
+          <w:rFonts w:ascii="Arial" w:hAnsi="Arial"/>
+          <w:color w:val="4D6275"/>
+          <w:sz w:val="17"/>
+        </w:rPr>
+        <w:t xml:space="preserve">  |  Fév. 2025 - Mai 2025  |  Tunis, Tunisie</w:t>
+      </w:r>
+    </w:p>
+    <w:p>
+      <w:pPr>
+        <w:spacing w:after="12" w:line="240" w:lineRule="auto"/>
+        <w:ind w:left="255" w:hanging="159"/>
+      </w:pPr>
+      <w:r>
+        <w:rPr>
+          <w:rFonts w:ascii="Arial" w:hAnsi="Arial"/>
+          <w:sz w:val="17"/>
+        </w:rPr>
+        <w:t>• Co-développement d’un prototype e-learning orienté IA au sein d’une équipe de deux personnes ; contribution centrée sur le chatbot et certains services applicatifs.</w:t>
+      </w:r>
+    </w:p>
+    <w:p>
+      <w:pPr>
+        <w:spacing w:after="12" w:line="240" w:lineRule="auto"/>
+        <w:ind w:left="255" w:hanging="159"/>
+      </w:pPr>
+      <w:r>
+        <w:rPr>
+          <w:rFonts w:ascii="Arial" w:hAnsi="Arial"/>
+          <w:sz w:val="17"/>
+        </w:rPr>
+        <w:t>• Application de concepts Angular, Spring Boot, Ollama et RAG, avec contribution à l’intégration, aux accès sécurisés, à la communication événementielle, à la conteneurisation et à l’observabilité. Prototype non déployé en production.</w:t>
+      </w:r>
+    </w:p>
+    <w:p>
+      <w:pPr>
+        <w:keepNext/>
+        <w:spacing w:before="60" w:after="0"/>
+      </w:pPr>
+      <w:r>
+        <w:rPr>
+          <w:rFonts w:ascii="Arial" w:hAnsi="Arial"/>
+          <w:b/>
+          <w:color w:val="0D2742"/>
           <w:sz w:val="19"/>
         </w:rPr>
         <w:t>El Mouradi Hotels</w:t>
@@ -722,88 +599,61 @@
     <w:p>
       <w:pPr>
         <w:keepNext/>
-        <w:spacing w:before="0" w:after="0" w:line="240" w:lineRule="auto"/>
+        <w:spacing w:after="0"/>
       </w:pPr>
       <w:r>
         <w:rPr>
-          <w:rFonts w:ascii="Georgia" w:hAnsi="Georgia" w:eastAsia="Georgia" w:cs="Georgia"/>
+          <w:rFonts w:ascii="Arial" w:hAnsi="Arial"/>
           <w:b/>
-          <w:color w:val="1E1E1E"/>
           <w:sz w:val="18"/>
         </w:rPr>
-        <w:t>Controleur de gestion</w:t>
+        <w:t>Contrôleur de gestion</w:t>
       </w:r>
       <w:r>
         <w:rPr>
-          <w:rFonts w:ascii="Georgia" w:hAnsi="Georgia" w:eastAsia="Georgia" w:cs="Georgia"/>
-          <w:color w:val="7A8793"/>
-          <w:sz w:val="18"/>
+          <w:rFonts w:ascii="Arial" w:hAnsi="Arial"/>
+          <w:color w:val="4D6275"/>
+          <w:sz w:val="17"/>
         </w:rPr>
-        <w:t xml:space="preserve">  |  </w:t>
-      </w:r>
-      <w:r>
-        <w:rPr>
-          <w:rFonts w:ascii="Georgia" w:hAnsi="Georgia" w:eastAsia="Georgia" w:cs="Georgia"/>
-          <w:color w:val="657A8F"/>
-          <w:sz w:val="18"/>
-        </w:rPr>
-        <w:t>Juil. 2024 - Sept. 2024 | Sousse, Tunisie</w:t>
+        <w:t xml:space="preserve">  |  Juil. 2024 - Sept. 2024  |  Sousse, Tunisie</w:t>
       </w:r>
     </w:p>
     <w:p>
       <w:pPr>
-        <w:spacing w:before="0" w:after="0" w:line="240" w:lineRule="auto"/>
-        <w:ind w:left="245" w:hanging="187"/>
+        <w:spacing w:after="12" w:line="240" w:lineRule="auto"/>
+        <w:ind w:left="255" w:hanging="159"/>
       </w:pPr>
       <w:r>
         <w:rPr>
-          <w:rFonts w:ascii="Georgia" w:hAnsi="Georgia" w:eastAsia="Georgia" w:cs="Georgia"/>
-          <w:color w:val="1E1E1E"/>
-          <w:sz w:val="18"/>
+          <w:rFonts w:ascii="Arial" w:hAnsi="Arial"/>
+          <w:sz w:val="17"/>
         </w:rPr>
-        <w:t xml:space="preserve">• </w:t>
-      </w:r>
-      <w:r>
-        <w:rPr>
-          <w:rFonts w:ascii="Georgia" w:hAnsi="Georgia" w:eastAsia="Georgia" w:cs="Georgia"/>
-          <w:color w:val="1E1E1E"/>
-          <w:sz w:val="18"/>
-        </w:rPr>
-        <w:t>Analyse des KPI hoteliers, des couts operationnels et des indicateurs lies au revenu; participation au budget, a l'analyse des ecarts et au reporting financier.</w:t>
+        <w:t>• Production ou contribution à quatre rapports ou analyses quotidiens et à trois rapports ou analyses mensuels couvrant les départements opérationnels.</w:t>
       </w:r>
     </w:p>
     <w:p>
       <w:pPr>
-        <w:spacing w:before="0" w:after="0" w:line="240" w:lineRule="auto"/>
-        <w:ind w:left="245" w:hanging="187"/>
+        <w:spacing w:after="12" w:line="240" w:lineRule="auto"/>
+        <w:ind w:left="255" w:hanging="159"/>
       </w:pPr>
       <w:r>
         <w:rPr>
-          <w:rFonts w:ascii="Georgia" w:hAnsi="Georgia" w:eastAsia="Georgia" w:cs="Georgia"/>
-          <w:color w:val="1E1E1E"/>
-          <w:sz w:val="18"/>
+          <w:rFonts w:ascii="Arial" w:hAnsi="Arial"/>
+          <w:sz w:val="17"/>
         </w:rPr>
-        <w:t xml:space="preserve">• </w:t>
-      </w:r>
-      <w:r>
-        <w:rPr>
-          <w:rFonts w:ascii="Georgia" w:hAnsi="Georgia" w:eastAsia="Georgia" w:cs="Georgia"/>
-          <w:color w:val="1E1E1E"/>
-          <w:sz w:val="18"/>
-        </w:rPr>
-        <w:t>Appui a l'identification d'opportunites de maitrise des couts et a la preparation d'analyses de performance pour la direction.</w:t>
+        <w:t>• Participation à la préparation budgétaire, au reporting des KPI, à l’analyse des écarts, au contrôle des coûts et à l’aide à la décision.</w:t>
       </w:r>
     </w:p>
     <w:p>
       <w:pPr>
         <w:keepNext/>
-        <w:spacing w:before="60" w:after="0" w:line="240" w:lineRule="auto"/>
+        <w:spacing w:before="60" w:after="0"/>
       </w:pPr>
       <w:r>
         <w:rPr>
-          <w:rFonts w:ascii="Georgia" w:hAnsi="Georgia" w:eastAsia="Georgia" w:cs="Georgia"/>
+          <w:rFonts w:ascii="Arial" w:hAnsi="Arial"/>
           <w:b/>
-          <w:color w:val="1C3654"/>
+          <w:color w:val="0D2742"/>
           <w:sz w:val="19"/>
         </w:rPr>
         <w:t>ArabSoft</w:t>
@@ -812,66 +662,61 @@
     <w:p>
       <w:pPr>
         <w:keepNext/>
-        <w:spacing w:before="0" w:after="0" w:line="240" w:lineRule="auto"/>
+        <w:spacing w:after="0"/>
       </w:pPr>
       <w:r>
         <w:rPr>
-          <w:rFonts w:ascii="Georgia" w:hAnsi="Georgia" w:eastAsia="Georgia" w:cs="Georgia"/>
+          <w:rFonts w:ascii="Arial" w:hAnsi="Arial"/>
           <w:b/>
-          <w:color w:val="1E1E1E"/>
           <w:sz w:val="18"/>
         </w:rPr>
-        <w:t>Stagiaire developpeur Full Stack</w:t>
+        <w:t>Stagiaire Développement Full Stack</w:t>
       </w:r>
       <w:r>
         <w:rPr>
-          <w:rFonts w:ascii="Georgia" w:hAnsi="Georgia" w:eastAsia="Georgia" w:cs="Georgia"/>
-          <w:color w:val="7A8793"/>
-          <w:sz w:val="18"/>
+          <w:rFonts w:ascii="Arial" w:hAnsi="Arial"/>
+          <w:color w:val="4D6275"/>
+          <w:sz w:val="17"/>
         </w:rPr>
-        <w:t xml:space="preserve">  |  </w:t>
-      </w:r>
-      <w:r>
-        <w:rPr>
-          <w:rFonts w:ascii="Georgia" w:hAnsi="Georgia" w:eastAsia="Georgia" w:cs="Georgia"/>
-          <w:color w:val="657A8F"/>
-          <w:sz w:val="18"/>
-        </w:rPr>
-        <w:t>Juin 2024 - Aout 2024 | Tunis, Tunisie</w:t>
+        <w:t xml:space="preserve">  |  Juin 2024 - Août 2024  |  Tunis, Tunisie</w:t>
       </w:r>
     </w:p>
     <w:p>
       <w:pPr>
-        <w:spacing w:before="0" w:after="0" w:line="240" w:lineRule="auto"/>
-        <w:ind w:left="245" w:hanging="187"/>
+        <w:spacing w:after="12" w:line="240" w:lineRule="auto"/>
+        <w:ind w:left="255" w:hanging="159"/>
       </w:pPr>
       <w:r>
         <w:rPr>
-          <w:rFonts w:ascii="Georgia" w:hAnsi="Georgia" w:eastAsia="Georgia" w:cs="Georgia"/>
-          <w:color w:val="1E1E1E"/>
-          <w:sz w:val="18"/>
+          <w:rFonts w:ascii="Arial" w:hAnsi="Arial"/>
+          <w:sz w:val="17"/>
         </w:rPr>
-        <w:t xml:space="preserve">• </w:t>
+        <w:t>• Développement d’une application fonctionnelle de gestion de bibliothèque avec Angular, Spring Boot, API REST et base de données relationnelle.</w:t>
       </w:r>
+    </w:p>
+    <w:p>
+      <w:pPr>
+        <w:spacing w:after="12" w:line="240" w:lineRule="auto"/>
+        <w:ind w:left="255" w:hanging="159"/>
+      </w:pPr>
       <w:r>
         <w:rPr>
-          <w:rFonts w:ascii="Georgia" w:hAnsi="Georgia" w:eastAsia="Georgia" w:cs="Georgia"/>
-          <w:color w:val="1E1E1E"/>
-          <w:sz w:val="18"/>
+          <w:rFonts w:ascii="Arial" w:hAnsi="Arial"/>
+          <w:sz w:val="17"/>
         </w:rPr>
-        <w:t>Developpement d'une application web de gestion de bibliotheque avec Angular, Spring Boot, API REST et base de donnees relationnelle.</w:t>
+        <w:t>• Mise en œuvre des opérations CRUD, de la recherche, de la validation et du suivi des emprunts.</w:t>
       </w:r>
     </w:p>
     <w:p>
       <w:pPr>
         <w:keepNext/>
-        <w:spacing w:before="60" w:after="0" w:line="240" w:lineRule="auto"/>
+        <w:spacing w:before="60" w:after="0"/>
       </w:pPr>
       <w:r>
         <w:rPr>
-          <w:rFonts w:ascii="Georgia" w:hAnsi="Georgia" w:eastAsia="Georgia" w:cs="Georgia"/>
+          <w:rFonts w:ascii="Arial" w:hAnsi="Arial"/>
           <w:b/>
-          <w:color w:val="1C3654"/>
+          <w:color w:val="0D2742"/>
           <w:sz w:val="19"/>
         </w:rPr>
         <w:t>El Mouradi Hotels</w:t>
@@ -880,222 +725,273 @@
     <w:p>
       <w:pPr>
         <w:keepNext/>
-        <w:spacing w:before="0" w:after="0" w:line="240" w:lineRule="auto"/>
+        <w:spacing w:after="0"/>
       </w:pPr>
       <w:r>
         <w:rPr>
-          <w:rFonts w:ascii="Georgia" w:hAnsi="Georgia" w:eastAsia="Georgia" w:cs="Georgia"/>
+          <w:rFonts w:ascii="Arial" w:hAnsi="Arial"/>
           <w:b/>
-          <w:color w:val="1E1E1E"/>
           <w:sz w:val="18"/>
         </w:rPr>
-        <w:t>Stagiaire controle de gestion</w:t>
+        <w:t>Stagiaire en contrôle de gestion</w:t>
       </w:r>
       <w:r>
         <w:rPr>
-          <w:rFonts w:ascii="Georgia" w:hAnsi="Georgia" w:eastAsia="Georgia" w:cs="Georgia"/>
-          <w:color w:val="7A8793"/>
-          <w:sz w:val="18"/>
+          <w:rFonts w:ascii="Arial" w:hAnsi="Arial"/>
+          <w:color w:val="4D6275"/>
+          <w:sz w:val="17"/>
         </w:rPr>
-        <w:t xml:space="preserve">  |  </w:t>
-      </w:r>
-      <w:r>
-        <w:rPr>
-          <w:rFonts w:ascii="Georgia" w:hAnsi="Georgia" w:eastAsia="Georgia" w:cs="Georgia"/>
-          <w:color w:val="657A8F"/>
-          <w:sz w:val="18"/>
-        </w:rPr>
-        <w:t>Juin 2023 - Sept. 2023 | Sousse, Tunisie</w:t>
+        <w:t xml:space="preserve">  |  Juin 2023 - Sept. 2023  |  Sousse, Tunisie</w:t>
       </w:r>
     </w:p>
     <w:p>
       <w:pPr>
-        <w:spacing w:before="0" w:after="0" w:line="240" w:lineRule="auto"/>
-        <w:ind w:left="245" w:hanging="187"/>
+        <w:spacing w:after="12" w:line="240" w:lineRule="auto"/>
+        <w:ind w:left="255" w:hanging="159"/>
       </w:pPr>
       <w:r>
         <w:rPr>
-          <w:rFonts w:ascii="Georgia" w:hAnsi="Georgia" w:eastAsia="Georgia" w:cs="Georgia"/>
-          <w:color w:val="1E1E1E"/>
-          <w:sz w:val="18"/>
+          <w:rFonts w:ascii="Arial" w:hAnsi="Arial"/>
+          <w:sz w:val="17"/>
         </w:rPr>
-        <w:t xml:space="preserve">• </w:t>
+        <w:t>• Analyse des dépenses, des indicateurs opérationnels et des écarts budgétaires ; contribution au reporting financier, au suivi des KPI et au contrôle des coûts.</w:t>
       </w:r>
+    </w:p>
+    <w:p>
+      <w:pPr>
+        <w:pStyle w:val="Heading1"/>
+        <w:keepNext/>
+        <w:spacing w:before="120" w:after="60"/>
+        <w:pBdr>
+          <w:bottom w:val="single" w:sz="8" w:space="2" w:color="D9822B"/>
+        </w:pBdr>
+      </w:pPr>
       <w:r>
-        <w:rPr>
-          <w:rFonts w:ascii="Georgia" w:hAnsi="Georgia" w:eastAsia="Georgia" w:cs="Georgia"/>
-          <w:color w:val="1E1E1E"/>
-          <w:sz w:val="18"/>
-        </w:rPr>
-        <w:t>Analyse de depenses, indicateurs operationnels et ecarts budgetaires; participation au reporting financier, au suivi des KPI et a des initiatives de maitrise des couts.</w:t>
+        <w:t>PROJETS SÉLECTIONNÉS</w:t>
       </w:r>
     </w:p>
     <w:p>
       <w:pPr>
         <w:keepNext/>
-        <w:spacing w:before="140" w:after="40" w:line="240" w:lineRule="auto"/>
-        <w:pBdr>
-          <w:bottom w:val="single" w:sz="7" w:space="4" w:color="E29A3A"/>
-        </w:pBdr>
+        <w:spacing w:before="40" w:after="0"/>
       </w:pPr>
       <w:r>
         <w:rPr>
-          <w:rFonts w:ascii="Georgia" w:hAnsi="Georgia" w:eastAsia="Georgia" w:cs="Georgia"/>
+          <w:rFonts w:ascii="Arial" w:hAnsi="Arial"/>
           <w:b/>
-          <w:caps/>
-          <w:color w:val="1C3654"/>
-          <w:sz w:val="22"/>
+          <w:color w:val="0D2742"/>
+          <w:sz w:val="18"/>
         </w:rPr>
-        <w:t>PROJETS SELECTIONNES</w:t>
+        <w:t>TuniCulture - Plateforme de réservation d’excursions en Tunisie</w:t>
+      </w:r>
+    </w:p>
+    <w:p>
+      <w:pPr>
+        <w:spacing w:after="24" w:line="240" w:lineRule="auto"/>
+      </w:pPr>
+      <w:r>
+        <w:rPr>
+          <w:rFonts w:ascii="Arial" w:hAnsi="Arial"/>
+          <w:sz w:val="17"/>
+        </w:rPr>
+        <w:t>Développement d’un parcours de réservation client et d’une interface administrative avec accès sécurisé, KPI, statuts de réservation, recherche, filtres et gestion des données avec Firebase.</w:t>
       </w:r>
     </w:p>
     <w:p>
       <w:pPr>
         <w:keepNext/>
-        <w:spacing w:before="40" w:after="0" w:line="240" w:lineRule="auto"/>
+        <w:spacing w:before="40" w:after="0"/>
       </w:pPr>
       <w:r>
         <w:rPr>
-          <w:rFonts w:ascii="Georgia" w:hAnsi="Georgia" w:eastAsia="Georgia" w:cs="Georgia"/>
+          <w:rFonts w:ascii="Arial" w:hAnsi="Arial"/>
           <w:b/>
-          <w:color w:val="1E1E1E"/>
+          <w:color w:val="0D2742"/>
           <w:sz w:val="18"/>
         </w:rPr>
-        <w:t>Automatisation RPA du controle de facturation et rapprochement</w:t>
+        <w:t>Chatbot universitaire - Hackathon IHEC</w:t>
       </w:r>
     </w:p>
     <w:p>
       <w:pPr>
-        <w:spacing w:before="0" w:after="0" w:line="240" w:lineRule="auto"/>
+        <w:spacing w:after="24" w:line="240" w:lineRule="auto"/>
       </w:pPr>
       <w:r>
         <w:rPr>
-          <w:rFonts w:ascii="Georgia" w:hAnsi="Georgia" w:eastAsia="Georgia" w:cs="Georgia"/>
-          <w:color w:val="1E1E1E"/>
-          <w:sz w:val="18"/>
+          <w:rFonts w:ascii="Arial" w:hAnsi="Arial"/>
+          <w:sz w:val="17"/>
         </w:rPr>
-        <w:t>Workflow UiPath reliant donnees de factures, vouchers, reservations et regles metier pour un controle plus structure et auditable.</w:t>
+        <w:t>Co-développement d’un chatbot destiné aux étudiants et au personnel, avec prise en compte de la protection des données, de la sécurité applicative et de la préparation à un déploiement local.</w:t>
+      </w:r>
+    </w:p>
+    <w:p>
+      <w:pPr>
+        <w:pStyle w:val="Heading1"/>
+        <w:keepNext/>
+        <w:spacing w:before="120" w:after="60"/>
+        <w:pBdr>
+          <w:bottom w:val="single" w:sz="8" w:space="2" w:color="D9822B"/>
+        </w:pBdr>
+      </w:pPr>
+      <w:r>
+        <w:t>FORMATION</w:t>
       </w:r>
     </w:p>
     <w:p>
       <w:pPr>
         <w:keepNext/>
-        <w:spacing w:before="40" w:after="0" w:line="240" w:lineRule="auto"/>
+        <w:spacing w:before="40" w:after="0"/>
       </w:pPr>
       <w:r>
         <w:rPr>
-          <w:rFonts w:ascii="Georgia" w:hAnsi="Georgia" w:eastAsia="Georgia" w:cs="Georgia"/>
+          <w:rFonts w:ascii="Arial" w:hAnsi="Arial"/>
           <w:b/>
-          <w:color w:val="1E1E1E"/>
+          <w:color w:val="0D2742"/>
           <w:sz w:val="18"/>
         </w:rPr>
-        <w:t>Transformation digitale d’un salon de coiffure homme</w:t>
+        <w:t>Master - Big Data Analytics &amp; E-Commerce</w:t>
+      </w:r>
+      <w:r>
+        <w:rPr>
+          <w:rFonts w:ascii="Arial" w:hAnsi="Arial"/>
+          <w:color w:val="4D6275"/>
+          <w:sz w:val="17"/>
+        </w:rPr>
+        <w:t xml:space="preserve">  |  IHEC Carthage  |  Oct. 2025 - Juin 2027 | Diplôme prévu : juin 2027</w:t>
       </w:r>
     </w:p>
     <w:p>
       <w:pPr>
-        <w:spacing w:before="0" w:after="0" w:line="240" w:lineRule="auto"/>
+        <w:spacing w:after="20"/>
+        <w:ind w:left="142"/>
       </w:pPr>
       <w:r>
         <w:rPr>
-          <w:rFonts w:ascii="Georgia" w:hAnsi="Georgia" w:eastAsia="Georgia" w:cs="Georgia"/>
-          <w:color w:val="1E1E1E"/>
-          <w:sz w:val="18"/>
+          <w:rFonts w:ascii="Arial" w:hAnsi="Arial"/>
+          <w:sz w:val="17"/>
         </w:rPr>
-        <w:t>Site web, reservation en ligne, SEO local, contenus sociaux et communication client pour fluidifier le parcours digital.</w:t>
+        <w:t>Domaines principaux : Big Data Analytics, E-Commerce, marketing piloté par la donnée, Business Intelligence et intelligence artificielle appliquée.</w:t>
       </w:r>
     </w:p>
     <w:p>
       <w:pPr>
         <w:keepNext/>
-        <w:spacing w:before="40" w:after="0" w:line="240" w:lineRule="auto"/>
+        <w:spacing w:before="40" w:after="0"/>
       </w:pPr>
       <w:r>
         <w:rPr>
-          <w:rFonts w:ascii="Georgia" w:hAnsi="Georgia" w:eastAsia="Georgia" w:cs="Georgia"/>
+          <w:rFonts w:ascii="Arial" w:hAnsi="Arial"/>
           <w:b/>
-          <w:color w:val="1E1E1E"/>
+          <w:color w:val="0D2742"/>
           <w:sz w:val="18"/>
         </w:rPr>
-        <w:t>Plateforme e-learning prete pour l'IA</w:t>
+        <w:t>Licence - Business Intelligence</w:t>
+      </w:r>
+      <w:r>
+        <w:rPr>
+          <w:rFonts w:ascii="Arial" w:hAnsi="Arial"/>
+          <w:color w:val="4D6275"/>
+          <w:sz w:val="17"/>
+        </w:rPr>
+        <w:t xml:space="preserve">  |  IHEC Carthage  |  Jan. 2021 - Juin 2025</w:t>
       </w:r>
     </w:p>
     <w:p>
       <w:pPr>
-        <w:spacing w:before="0" w:after="0" w:line="240" w:lineRule="auto"/>
+        <w:spacing w:after="20"/>
+        <w:ind w:left="142"/>
       </w:pPr>
       <w:r>
         <w:rPr>
-          <w:rFonts w:ascii="Georgia" w:hAnsi="Georgia" w:eastAsia="Georgia" w:cs="Georgia"/>
-          <w:color w:val="1E1E1E"/>
-          <w:sz w:val="18"/>
+          <w:rFonts w:ascii="Arial" w:hAnsi="Arial"/>
+          <w:sz w:val="17"/>
         </w:rPr>
-        <w:t>Contribution a une plateforme securisee et multilingue avec dashboards, microservices, LLaMA 3.2 local et recherche documentaire par RAG.</w:t>
+        <w:t>Mention Excellent - moyenne finale : 19,5/20.</w:t>
       </w:r>
     </w:p>
     <w:p>
       <w:pPr>
+        <w:pStyle w:val="Heading1"/>
         <w:keepNext/>
-        <w:spacing w:before="140" w:after="40" w:line="240" w:lineRule="auto"/>
+        <w:spacing w:before="120" w:after="60"/>
         <w:pBdr>
-          <w:bottom w:val="single" w:sz="7" w:space="4" w:color="E29A3A"/>
+          <w:bottom w:val="single" w:sz="8" w:space="2" w:color="D9822B"/>
         </w:pBdr>
       </w:pPr>
       <w:r>
-        <w:rPr>
-          <w:rFonts w:ascii="Georgia" w:hAnsi="Georgia" w:eastAsia="Georgia" w:cs="Georgia"/>
-          <w:b/>
-          <w:caps/>
-          <w:color w:val="1C3654"/>
-          <w:sz w:val="22"/>
-        </w:rPr>
-        <w:t>FORMATION &amp; CERTIFICATION</w:t>
+        <w:t>CERTIFICATION, LANGUES &amp; BÉNÉVOLAT</w:t>
       </w:r>
     </w:p>
     <w:p>
       <w:pPr>
-        <w:spacing w:before="0" w:after="0" w:line="240" w:lineRule="auto"/>
+        <w:spacing w:after="24"/>
+        <w:ind w:left="0"/>
       </w:pPr>
       <w:r>
         <w:rPr>
-          <w:rFonts w:ascii="Georgia" w:hAnsi="Georgia" w:eastAsia="Georgia" w:cs="Georgia"/>
-          <w:color w:val="1E1E1E"/>
+          <w:rFonts w:ascii="Arial" w:hAnsi="Arial"/>
+          <w:b/>
+          <w:color w:val="0D2742"/>
           <w:sz w:val="18"/>
         </w:rPr>
-        <w:t>Master - Big Data Analytics &amp; E-Commerce | IHEC Carthage | Oct. 2025 - Juin 2027 | Diplome prevu : juin 2027</w:t>
+        <w:t xml:space="preserve">Certification: </w:t>
+      </w:r>
+      <w:r>
+        <w:rPr>
+          <w:rFonts w:ascii="Arial" w:hAnsi="Arial"/>
+          <w:sz w:val="18"/>
+        </w:rPr>
+        <w:t>Fundamentals of Digital Marketing - Google Digital Garage (sept. 2022)</w:t>
       </w:r>
     </w:p>
     <w:p>
       <w:pPr>
-        <w:spacing w:before="0" w:after="0" w:line="240" w:lineRule="auto"/>
+        <w:spacing w:after="24"/>
+        <w:ind w:left="0"/>
       </w:pPr>
       <w:r>
         <w:rPr>
-          <w:rFonts w:ascii="Georgia" w:hAnsi="Georgia" w:eastAsia="Georgia" w:cs="Georgia"/>
-          <w:color w:val="1E1E1E"/>
+          <w:rFonts w:ascii="Arial" w:hAnsi="Arial"/>
+          <w:b/>
+          <w:color w:val="0D2742"/>
           <w:sz w:val="18"/>
         </w:rPr>
-        <w:t>Licence en Business Intelligence | IHEC Carthage | Jan. 2021 - Juin 2025</w:t>
+        <w:t xml:space="preserve">Langues: </w:t>
+      </w:r>
+      <w:r>
+        <w:rPr>
+          <w:rFonts w:ascii="Arial" w:hAnsi="Arial"/>
+          <w:sz w:val="18"/>
+        </w:rPr>
+        <w:t>Arabe - bilingue ou langue maternelle, Français - capacité professionnelle fonctionnelle, Anglais - capacité professionnelle fonctionnelle</w:t>
       </w:r>
     </w:p>
     <w:p>
       <w:pPr>
-        <w:spacing w:before="0" w:after="0" w:line="240" w:lineRule="auto"/>
+        <w:spacing w:after="24"/>
+        <w:ind w:left="0"/>
       </w:pPr>
       <w:r>
         <w:rPr>
-          <w:rFonts w:ascii="Georgia" w:hAnsi="Georgia" w:eastAsia="Georgia" w:cs="Georgia"/>
-          <w:color w:val="1E1E1E"/>
+          <w:rFonts w:ascii="Arial" w:hAnsi="Arial"/>
+          <w:b/>
+          <w:color w:val="0D2742"/>
           <w:sz w:val="18"/>
         </w:rPr>
-        <w:t>Fundamentals of Digital Marketing - Google | Certification</w:t>
+        <w:t xml:space="preserve">Bénévolat: </w:t>
+      </w:r>
+      <w:r>
+        <w:rPr>
+          <w:rFonts w:ascii="Arial" w:hAnsi="Arial"/>
+          <w:sz w:val="18"/>
+        </w:rPr>
+        <w:t>AIESEC Tunisia, membre Outgoing Global Volunteer (fév.-mai 2022) - coordination de campagnes, suivi des candidats et accompagnement de participants internationaux</w:t>
       </w:r>
     </w:p>
     <w:sectPr>
-      <w:headerReference w:type="default" r:id="rId9"/>
-      <w:footerReference w:type="default" r:id="rId10"/>
-      <w:pgSz w:w="12240" w:h="15840"/>
-      <w:pgMar w:top="605" w:right="749" w:bottom="576" w:left="749" w:header="230" w:footer="288" w:gutter="0"/>
+      <w:footerReference w:type="default" r:id="rId11"/>
+      <w:pgSz w:w="11906" w:h="16838"/>
+      <w:pgMar w:top="567" w:right="709" w:bottom="567" w:left="709" w:header="255" w:footer="255" w:gutter="0"/>
       <w:cols w:space="720"/>
       <w:docGrid w:linePitch="360"/>
     </w:sectPr>
@@ -1108,29 +1004,18 @@
   <w:p>
     <w:pPr>
       <w:pStyle w:val="Footer"/>
-      <w:spacing w:before="0" w:after="0" w:line="240" w:lineRule="auto"/>
       <w:jc w:val="center"/>
     </w:pPr>
     <w:r>
       <w:rPr>
-        <w:rFonts w:ascii="Georgia" w:hAnsi="Georgia" w:eastAsia="Georgia" w:cs="Georgia"/>
-        <w:color w:val="8794A1"/>
+        <w:rFonts w:ascii="Arial" w:hAnsi="Arial"/>
+        <w:color w:val="758392"/>
         <w:sz w:val="16"/>
       </w:rPr>
-      <w:t>Ahmed Aziz Mhiri | Data-Driven Marketing &amp; Commercial Analytics</w:t>
+      <w:t>Ahmed Aziz Mhiri | Marketing piloté par la donnée &amp; Analyse commerciale</w:t>
     </w:r>
   </w:p>
 </w:ftr>
-</file>
-
-<file path=word/header1.xml><?xml version="1.0" encoding="utf-8"?>
-<w:hdr xmlns:m="http://schemas.openxmlformats.org/officeDocument/2006/math" xmlns:mc="http://schemas.openxmlformats.org/markup-compatibility/2006" xmlns:mo="http://schemas.microsoft.com/office/mac/office/2008/main" xmlns:mv="urn:schemas-microsoft-com:mac:vml" xmlns:o="urn:schemas-microsoft-com:office:office" xmlns:r="http://schemas.openxmlformats.org/officeDocument/2006/relationships" xmlns:v="urn:schemas-microsoft-com:vml" xmlns:w10="urn:schemas-microsoft-com:office:word" xmlns:w14="http://schemas.microsoft.com/office/word/2010/wordml" xmlns:w="http://schemas.openxmlformats.org/wordprocessingml/2006/main" xmlns:wne="http://schemas.microsoft.com/office/word/2006/wordml" xmlns:wp14="http://schemas.microsoft.com/office/word/2010/wordprocessingDrawing" xmlns:wp="http://schemas.openxmlformats.org/drawingml/2006/wordprocessingDrawing" xmlns:wpc="http://schemas.microsoft.com/office/word/2010/wordprocessingCanvas" xmlns:wpg="http://schemas.microsoft.com/office/word/2010/wordprocessingGroup" xmlns:wpi="http://schemas.microsoft.com/office/word/2010/wordprocessingInk" xmlns:wps="http://schemas.microsoft.com/office/word/2010/wordprocessingShape" mc:Ignorable="w14 wp14">
-  <w:p>
-    <w:pPr>
-      <w:pStyle w:val="Header"/>
-    </w:pPr>
-  </w:p>
-</w:hdr>
 </file>
 
 <file path=word/numbering.xml><?xml version="1.0" encoding="utf-8"?>
@@ -1497,11 +1382,11 @@
     <w:qFormat/>
     <w:rsid w:val="00FC693F"/>
     <w:pPr>
-      <w:spacing w:after="0" w:line="240" w:lineRule="auto"/>
+      <w:spacing w:after="0" w:line="245" w:lineRule="auto"/>
     </w:pPr>
     <w:rPr>
-      <w:rFonts w:ascii="Georgia" w:hAnsi="Georgia" w:eastAsia="Georgia"/>
-      <w:color w:val="1E1E1E"/>
+      <w:rFonts w:ascii="Arial" w:hAnsi="Arial"/>
+      <w:color w:val="17212B"/>
       <w:sz w:val="18"/>
     </w:rPr>
   </w:style>
@@ -1560,15 +1445,15 @@
     <w:pPr>
       <w:keepNext/>
       <w:keepLines/>
-      <w:spacing w:before="480" w:after="0"/>
+      <w:spacing w:before="0" w:after="0"/>
       <w:outlineLvl w:val="0"/>
     </w:pPr>
     <w:rPr>
-      <w:rFonts w:asciiTheme="majorHAnsi" w:eastAsiaTheme="majorEastAsia" w:hAnsiTheme="majorHAnsi" w:cstheme="majorBidi"/>
+      <w:rFonts w:asciiTheme="majorHAnsi" w:eastAsiaTheme="majorEastAsia" w:hAnsiTheme="majorHAnsi" w:cstheme="majorBidi" w:ascii="Arial" w:hAnsi="Arial"/>
       <w:b/>
       <w:bCs/>
-      <w:color w:val="365F91" w:themeColor="accent1" w:themeShade="BF"/>
-      <w:sz w:val="28"/>
+      <w:color w:val="0D2742"/>
+      <w:sz w:val="23"/>
       <w:szCs w:val="28"/>
     </w:rPr>
   </w:style>
@@ -1584,15 +1469,15 @@
     <w:pPr>
       <w:keepNext/>
       <w:keepLines/>
-      <w:spacing w:before="200" w:after="0"/>
+      <w:spacing w:before="0" w:after="0"/>
       <w:outlineLvl w:val="1"/>
     </w:pPr>
     <w:rPr>
-      <w:rFonts w:asciiTheme="majorHAnsi" w:eastAsiaTheme="majorEastAsia" w:hAnsiTheme="majorHAnsi" w:cstheme="majorBidi"/>
+      <w:rFonts w:asciiTheme="majorHAnsi" w:eastAsiaTheme="majorEastAsia" w:hAnsiTheme="majorHAnsi" w:cstheme="majorBidi" w:ascii="Arial" w:hAnsi="Arial"/>
       <w:b/>
       <w:bCs/>
-      <w:color w:val="4F81BD" w:themeColor="accent1"/>
-      <w:sz w:val="26"/>
+      <w:color w:val="0D2742"/>
+      <w:sz w:val="20"/>
       <w:szCs w:val="26"/>
     </w:rPr>
   </w:style>
@@ -1849,15 +1734,16 @@
       <w:pBdr>
         <w:bottom w:val="single" w:sz="8" w:space="4" w:color="4F81BD" w:themeColor="accent1"/>
       </w:pBdr>
-      <w:spacing w:after="300" w:line="240" w:lineRule="auto"/>
+      <w:spacing w:after="0" w:line="240" w:lineRule="auto" w:before="0"/>
       <w:contextualSpacing/>
     </w:pPr>
     <w:rPr>
-      <w:rFonts w:asciiTheme="majorHAnsi" w:eastAsiaTheme="majorEastAsia" w:hAnsiTheme="majorHAnsi" w:cstheme="majorBidi"/>
-      <w:color w:val="17365D" w:themeColor="text2" w:themeShade="BF"/>
+      <w:rFonts w:asciiTheme="majorHAnsi" w:eastAsiaTheme="majorEastAsia" w:hAnsiTheme="majorHAnsi" w:cstheme="majorBidi" w:ascii="Arial" w:hAnsi="Arial"/>
+      <w:b/>
+      <w:color w:val="FFFFFF"/>
       <w:spacing w:val="5"/>
       <w:kern w:val="28"/>
-      <w:sz w:val="52"/>
+      <w:sz w:val="46"/>
       <w:szCs w:val="52"/>
     </w:rPr>
   </w:style>
@@ -1888,12 +1774,14 @@
       <w:numPr>
         <w:ilvl w:val="1"/>
       </w:numPr>
+      <w:spacing w:before="0" w:after="0"/>
     </w:pPr>
     <w:rPr>
-      <w:rFonts w:asciiTheme="majorHAnsi" w:eastAsiaTheme="majorEastAsia" w:hAnsiTheme="majorHAnsi" w:cstheme="majorBidi"/>
+      <w:rFonts w:asciiTheme="majorHAnsi" w:eastAsiaTheme="majorEastAsia" w:hAnsiTheme="majorHAnsi" w:cstheme="majorBidi" w:ascii="Arial" w:hAnsi="Arial"/>
+      <w:b/>
       <w:i/>
       <w:iCs/>
-      <w:color w:val="4F81BD" w:themeColor="accent1"/>
+      <w:color w:val="FFFFFF"/>
       <w:spacing w:val="15"/>
       <w:sz w:val="24"/>
       <w:szCs w:val="24"/>
